--- a/理论作业/作业4-进程同步-2026.docx
+++ b/理论作业/作业4-进程同步-2026.docx
@@ -474,13 +474,27 @@
         <w:rPr>
           <w:rFonts w:hint="eastAsia"/>
         </w:rPr>
-        <w:t>删除问题。三个线程对一个单链表进行并发的访问，分别进行搜索、插入和删除。搜索线程仅仅读取链表，因此</w:t>
-      </w:r>
-      <w:r>
-        <w:rPr>
-          <w:rFonts w:hint="eastAsia"/>
-        </w:rPr>
-        <w:t>多个搜索线程可以并发。插入线程把数据项插入到链表最后的位置；多个插入线程必须</w:t>
+        <w:t>删除问题。三个线程对一个单链表进行并发的访问，分别进行搜索、插入和删除。搜索线程仅仅读取链表，</w:t>
+      </w:r>
+      <w:r>
+        <w:rPr>
+          <w:rFonts w:hint="eastAsia"/>
+          <w:highlight w:val="yellow"/>
+        </w:rPr>
+        <w:t>因此</w:t>
+      </w:r>
+      <w:r>
+        <w:rPr>
+          <w:rFonts w:hint="eastAsia"/>
+          <w:highlight w:val="yellow"/>
+        </w:rPr>
+        <w:t>多个搜索线程可以并发</w:t>
+      </w:r>
+      <w:r>
+        <w:rPr>
+          <w:rFonts w:hint="eastAsia"/>
+        </w:rPr>
+        <w:t>。插入线程把数据项插入到链表最后的位置；多个插入线程必须</w:t>
       </w:r>
       <w:r>
         <w:rPr>
@@ -525,297 +539,6 @@
           <w:rFonts w:hint="eastAsia"/>
         </w:rPr>
         <w:t>编写三类线程的同步互斥代码，描述这种三路的分类互斥问题。</w:t>
-      </w:r>
-    </w:p>
-    <w:p/>
-    <w:p>
-      <w:r>
-        <w:rPr>
-          <w:rFonts w:hint="eastAsia"/>
-        </w:rPr>
-        <w:t xml:space="preserve">5. </w:t>
-      </w:r>
-      <w:r>
-        <w:rPr>
-          <w:rFonts w:hint="eastAsia"/>
-        </w:rPr>
-        <w:t>公园购票问题。</w:t>
-      </w:r>
-      <w:r>
-        <w:rPr>
-          <w:rFonts w:hint="eastAsia"/>
-        </w:rPr>
-        <w:t>在</w:t>
-      </w:r>
-      <w:r>
-        <w:rPr>
-          <w:rFonts w:hint="eastAsia"/>
-        </w:rPr>
-        <w:t>五一</w:t>
-      </w:r>
-      <w:r>
-        <w:rPr>
-          <w:rFonts w:hint="eastAsia"/>
-        </w:rPr>
-        <w:t>期间，某公园实行限流访问，规定每天最多允许</w:t>
-      </w:r>
-      <w:r>
-        <w:rPr>
-          <w:rFonts w:hint="eastAsia"/>
-        </w:rPr>
-        <w:t xml:space="preserve"> </w:t>
-      </w:r>
-      <w:r>
-        <w:t xml:space="preserve">N </w:t>
-      </w:r>
-      <w:r>
-        <w:rPr>
-          <w:rFonts w:hint="eastAsia"/>
-        </w:rPr>
-        <w:t>个人购票入园。公园的在线售票系统提供了查询余票和在线购票功能，查询者</w:t>
-      </w:r>
-      <w:r>
-        <w:rPr>
-          <w:rFonts w:hint="eastAsia"/>
-        </w:rPr>
-        <w:t xml:space="preserve"> </w:t>
-      </w:r>
-      <w:r>
-        <w:t xml:space="preserve">Q </w:t>
-      </w:r>
-      <w:r>
-        <w:rPr>
-          <w:rFonts w:hint="eastAsia"/>
-        </w:rPr>
-        <w:t>和购票者</w:t>
-      </w:r>
-      <w:r>
-        <w:rPr>
-          <w:rFonts w:hint="eastAsia"/>
-        </w:rPr>
-        <w:t xml:space="preserve"> </w:t>
-      </w:r>
-      <w:r>
-        <w:t xml:space="preserve">B </w:t>
-      </w:r>
-      <w:r>
-        <w:rPr>
-          <w:rFonts w:hint="eastAsia"/>
-        </w:rPr>
-        <w:t>分别对余票数</w:t>
-      </w:r>
-      <w:r>
-        <w:rPr>
-          <w:rFonts w:hint="eastAsia"/>
-        </w:rPr>
-        <w:t xml:space="preserve"> </w:t>
-      </w:r>
-      <w:r>
-        <w:rPr>
-          <w:rFonts w:hint="eastAsia"/>
-        </w:rPr>
-        <w:t>量进行读操作和写操作。为了简化问题，假定每次只能买一张票。请基于</w:t>
-      </w:r>
-      <w:r>
-        <w:rPr>
-          <w:rFonts w:hint="eastAsia"/>
-        </w:rPr>
-        <w:t xml:space="preserve"> </w:t>
-      </w:r>
-      <w:r>
-        <w:t xml:space="preserve">PV </w:t>
-      </w:r>
-      <w:r>
-        <w:rPr>
-          <w:rFonts w:hint="eastAsia"/>
-        </w:rPr>
-        <w:t>操作设计</w:t>
-      </w:r>
-      <w:r>
-        <w:rPr>
-          <w:rFonts w:hint="eastAsia"/>
-        </w:rPr>
-        <w:t xml:space="preserve"> </w:t>
-      </w:r>
-      <w:r>
-        <w:rPr>
-          <w:rFonts w:hint="eastAsia"/>
-        </w:rPr>
-        <w:t>一个算法，实现多个</w:t>
-      </w:r>
-      <w:r>
-        <w:rPr>
-          <w:rFonts w:hint="eastAsia"/>
-        </w:rPr>
-        <w:t xml:space="preserve"> </w:t>
-      </w:r>
-      <w:r>
-        <w:t xml:space="preserve">Q </w:t>
-      </w:r>
-      <w:r>
-        <w:rPr>
-          <w:rFonts w:hint="eastAsia"/>
-        </w:rPr>
-        <w:t>和</w:t>
-      </w:r>
-      <w:r>
-        <w:rPr>
-          <w:rFonts w:hint="eastAsia"/>
-        </w:rPr>
-        <w:t xml:space="preserve"> </w:t>
-      </w:r>
-      <w:r>
-        <w:t xml:space="preserve">B </w:t>
-      </w:r>
-      <w:r>
-        <w:rPr>
-          <w:rFonts w:hint="eastAsia"/>
-        </w:rPr>
-        <w:t>对余票数量的并发访问。要求</w:t>
-      </w:r>
-      <w:r>
-        <w:rPr>
-          <w:rFonts w:hint="eastAsia"/>
-        </w:rPr>
-        <w:t>:(</w:t>
-      </w:r>
-      <w:r>
-        <w:t>1</w:t>
-      </w:r>
-      <w:r>
-        <w:rPr>
-          <w:rFonts w:hint="eastAsia"/>
-        </w:rPr>
-        <w:t>)</w:t>
-      </w:r>
-      <w:r>
-        <w:t xml:space="preserve">Q </w:t>
-      </w:r>
-      <w:r>
-        <w:rPr>
-          <w:rFonts w:hint="eastAsia"/>
-        </w:rPr>
-        <w:t>和</w:t>
-      </w:r>
-      <w:r>
-        <w:rPr>
-          <w:rFonts w:hint="eastAsia"/>
-        </w:rPr>
-        <w:t xml:space="preserve"> </w:t>
-      </w:r>
-      <w:r>
-        <w:t xml:space="preserve">B </w:t>
-      </w:r>
-      <w:r>
-        <w:rPr>
-          <w:rFonts w:hint="eastAsia"/>
-        </w:rPr>
-        <w:t>按照到达顺序</w:t>
-      </w:r>
-      <w:r>
-        <w:rPr>
-          <w:rFonts w:hint="eastAsia"/>
-        </w:rPr>
-        <w:t xml:space="preserve"> </w:t>
-      </w:r>
-      <w:r>
-        <w:rPr>
-          <w:rFonts w:hint="eastAsia"/>
-        </w:rPr>
-        <w:t>对余票数量进行访问</w:t>
-      </w:r>
-      <w:r>
-        <w:rPr>
-          <w:rFonts w:hint="eastAsia"/>
-        </w:rPr>
-        <w:t>;(</w:t>
-      </w:r>
-      <w:r>
-        <w:t>2</w:t>
-      </w:r>
-      <w:r>
-        <w:rPr>
-          <w:rFonts w:hint="eastAsia"/>
-        </w:rPr>
-        <w:t>)</w:t>
-      </w:r>
-      <w:r>
-        <w:rPr>
-          <w:rFonts w:hint="eastAsia"/>
-        </w:rPr>
-        <w:t>当多个</w:t>
-      </w:r>
-      <w:r>
-        <w:rPr>
-          <w:rFonts w:hint="eastAsia"/>
-        </w:rPr>
-        <w:t xml:space="preserve"> </w:t>
-      </w:r>
-      <w:r>
-        <w:t xml:space="preserve">Q </w:t>
-      </w:r>
-      <w:r>
-        <w:rPr>
-          <w:rFonts w:hint="eastAsia"/>
-        </w:rPr>
-        <w:t>连续到达时，应允许它们并发读取余票数量</w:t>
-      </w:r>
-      <w:r>
-        <w:rPr>
-          <w:rFonts w:hint="eastAsia"/>
-        </w:rPr>
-        <w:t>;(</w:t>
-      </w:r>
-      <w:r>
-        <w:t>3</w:t>
-      </w:r>
-      <w:r>
-        <w:rPr>
-          <w:rFonts w:hint="eastAsia"/>
-        </w:rPr>
-        <w:t xml:space="preserve">) </w:t>
-      </w:r>
-      <w:r>
-        <w:rPr>
-          <w:rFonts w:hint="eastAsia"/>
-        </w:rPr>
-        <w:t>当余票为</w:t>
-      </w:r>
-      <w:r>
-        <w:rPr>
-          <w:rFonts w:hint="eastAsia"/>
-        </w:rPr>
-        <w:t xml:space="preserve"> </w:t>
-      </w:r>
-      <w:r>
-        <w:t xml:space="preserve">0 </w:t>
-      </w:r>
-      <w:r>
-        <w:rPr>
-          <w:rFonts w:hint="eastAsia"/>
-        </w:rPr>
-        <w:t>时，不允许</w:t>
-      </w:r>
-      <w:r>
-        <w:rPr>
-          <w:rFonts w:hint="eastAsia"/>
-        </w:rPr>
-        <w:t xml:space="preserve"> </w:t>
-      </w:r>
-      <w:r>
-        <w:t xml:space="preserve">B </w:t>
-      </w:r>
-      <w:r>
-        <w:rPr>
-          <w:rFonts w:hint="eastAsia"/>
-        </w:rPr>
-        <w:t>执行写操作。</w:t>
-      </w:r>
-      <w:r>
-        <w:rPr>
-          <w:rFonts w:hint="eastAsia"/>
-        </w:rPr>
-        <w:t xml:space="preserve"> </w:t>
       </w:r>
     </w:p>
     <w:p>
@@ -825,6 +548,297 @@
         </w:rPr>
       </w:pPr>
     </w:p>
+    <w:p>
+      <w:r>
+        <w:rPr>
+          <w:rFonts w:hint="eastAsia"/>
+        </w:rPr>
+        <w:t xml:space="preserve">5. </w:t>
+      </w:r>
+      <w:r>
+        <w:rPr>
+          <w:rFonts w:hint="eastAsia"/>
+        </w:rPr>
+        <w:t>公园购票问题。</w:t>
+      </w:r>
+      <w:r>
+        <w:rPr>
+          <w:rFonts w:hint="eastAsia"/>
+        </w:rPr>
+        <w:t>在</w:t>
+      </w:r>
+      <w:r>
+        <w:rPr>
+          <w:rFonts w:hint="eastAsia"/>
+        </w:rPr>
+        <w:t>五一</w:t>
+      </w:r>
+      <w:r>
+        <w:rPr>
+          <w:rFonts w:hint="eastAsia"/>
+        </w:rPr>
+        <w:t>期间，某公园实行限流访问，规定每天最多允许</w:t>
+      </w:r>
+      <w:r>
+        <w:rPr>
+          <w:rFonts w:hint="eastAsia"/>
+        </w:rPr>
+        <w:t xml:space="preserve"> </w:t>
+      </w:r>
+      <w:r>
+        <w:t xml:space="preserve">N </w:t>
+      </w:r>
+      <w:r>
+        <w:rPr>
+          <w:rFonts w:hint="eastAsia"/>
+        </w:rPr>
+        <w:t>个人购票入园。公园的在线售票系统提供了查询余票和在线购票功能，查询者</w:t>
+      </w:r>
+      <w:r>
+        <w:rPr>
+          <w:rFonts w:hint="eastAsia"/>
+        </w:rPr>
+        <w:t xml:space="preserve"> </w:t>
+      </w:r>
+      <w:r>
+        <w:t xml:space="preserve">Q </w:t>
+      </w:r>
+      <w:r>
+        <w:rPr>
+          <w:rFonts w:hint="eastAsia"/>
+        </w:rPr>
+        <w:t>和购票者</w:t>
+      </w:r>
+      <w:r>
+        <w:rPr>
+          <w:rFonts w:hint="eastAsia"/>
+        </w:rPr>
+        <w:t xml:space="preserve"> </w:t>
+      </w:r>
+      <w:r>
+        <w:t xml:space="preserve">B </w:t>
+      </w:r>
+      <w:r>
+        <w:rPr>
+          <w:rFonts w:hint="eastAsia"/>
+        </w:rPr>
+        <w:t>分别对余票数</w:t>
+      </w:r>
+      <w:r>
+        <w:rPr>
+          <w:rFonts w:hint="eastAsia"/>
+        </w:rPr>
+        <w:t xml:space="preserve"> </w:t>
+      </w:r>
+      <w:r>
+        <w:rPr>
+          <w:rFonts w:hint="eastAsia"/>
+        </w:rPr>
+        <w:t>量进行读操作和写操作。为了简化问题，假定每次只能买一张票。请基于</w:t>
+      </w:r>
+      <w:r>
+        <w:rPr>
+          <w:rFonts w:hint="eastAsia"/>
+        </w:rPr>
+        <w:t xml:space="preserve"> </w:t>
+      </w:r>
+      <w:r>
+        <w:t xml:space="preserve">PV </w:t>
+      </w:r>
+      <w:r>
+        <w:rPr>
+          <w:rFonts w:hint="eastAsia"/>
+        </w:rPr>
+        <w:t>操作设计</w:t>
+      </w:r>
+      <w:r>
+        <w:rPr>
+          <w:rFonts w:hint="eastAsia"/>
+        </w:rPr>
+        <w:t xml:space="preserve"> </w:t>
+      </w:r>
+      <w:r>
+        <w:rPr>
+          <w:rFonts w:hint="eastAsia"/>
+        </w:rPr>
+        <w:t>一个算法，实现多个</w:t>
+      </w:r>
+      <w:r>
+        <w:rPr>
+          <w:rFonts w:hint="eastAsia"/>
+        </w:rPr>
+        <w:t xml:space="preserve"> </w:t>
+      </w:r>
+      <w:r>
+        <w:t xml:space="preserve">Q </w:t>
+      </w:r>
+      <w:r>
+        <w:rPr>
+          <w:rFonts w:hint="eastAsia"/>
+        </w:rPr>
+        <w:t>和</w:t>
+      </w:r>
+      <w:r>
+        <w:rPr>
+          <w:rFonts w:hint="eastAsia"/>
+        </w:rPr>
+        <w:t xml:space="preserve"> </w:t>
+      </w:r>
+      <w:r>
+        <w:t xml:space="preserve">B </w:t>
+      </w:r>
+      <w:r>
+        <w:rPr>
+          <w:rFonts w:hint="eastAsia"/>
+        </w:rPr>
+        <w:t>对余票数量的并发访问。要求</w:t>
+      </w:r>
+      <w:r>
+        <w:rPr>
+          <w:rFonts w:hint="eastAsia"/>
+        </w:rPr>
+        <w:t>:(</w:t>
+      </w:r>
+      <w:r>
+        <w:t>1</w:t>
+      </w:r>
+      <w:r>
+        <w:rPr>
+          <w:rFonts w:hint="eastAsia"/>
+        </w:rPr>
+        <w:t>)</w:t>
+      </w:r>
+      <w:r>
+        <w:t xml:space="preserve">Q </w:t>
+      </w:r>
+      <w:r>
+        <w:rPr>
+          <w:rFonts w:hint="eastAsia"/>
+        </w:rPr>
+        <w:t>和</w:t>
+      </w:r>
+      <w:r>
+        <w:rPr>
+          <w:rFonts w:hint="eastAsia"/>
+        </w:rPr>
+        <w:t xml:space="preserve"> </w:t>
+      </w:r>
+      <w:r>
+        <w:t xml:space="preserve">B </w:t>
+      </w:r>
+      <w:r>
+        <w:rPr>
+          <w:rFonts w:hint="eastAsia"/>
+        </w:rPr>
+        <w:t>按照到达顺序</w:t>
+      </w:r>
+      <w:r>
+        <w:rPr>
+          <w:rFonts w:hint="eastAsia"/>
+        </w:rPr>
+        <w:t xml:space="preserve"> </w:t>
+      </w:r>
+      <w:r>
+        <w:rPr>
+          <w:rFonts w:hint="eastAsia"/>
+        </w:rPr>
+        <w:t>对余票数量进行访问</w:t>
+      </w:r>
+      <w:r>
+        <w:rPr>
+          <w:rFonts w:hint="eastAsia"/>
+        </w:rPr>
+        <w:t>;(</w:t>
+      </w:r>
+      <w:r>
+        <w:t>2</w:t>
+      </w:r>
+      <w:r>
+        <w:rPr>
+          <w:rFonts w:hint="eastAsia"/>
+        </w:rPr>
+        <w:t>)</w:t>
+      </w:r>
+      <w:r>
+        <w:rPr>
+          <w:rFonts w:hint="eastAsia"/>
+        </w:rPr>
+        <w:t>当多个</w:t>
+      </w:r>
+      <w:r>
+        <w:rPr>
+          <w:rFonts w:hint="eastAsia"/>
+        </w:rPr>
+        <w:t xml:space="preserve"> </w:t>
+      </w:r>
+      <w:r>
+        <w:t xml:space="preserve">Q </w:t>
+      </w:r>
+      <w:r>
+        <w:rPr>
+          <w:rFonts w:hint="eastAsia"/>
+        </w:rPr>
+        <w:t>连续到达时，应允许它们并发读取余票数量</w:t>
+      </w:r>
+      <w:r>
+        <w:rPr>
+          <w:rFonts w:hint="eastAsia"/>
+        </w:rPr>
+        <w:t>;(</w:t>
+      </w:r>
+      <w:r>
+        <w:t>3</w:t>
+      </w:r>
+      <w:r>
+        <w:rPr>
+          <w:rFonts w:hint="eastAsia"/>
+        </w:rPr>
+        <w:t xml:space="preserve">) </w:t>
+      </w:r>
+      <w:r>
+        <w:rPr>
+          <w:rFonts w:hint="eastAsia"/>
+        </w:rPr>
+        <w:t>当余票为</w:t>
+      </w:r>
+      <w:r>
+        <w:rPr>
+          <w:rFonts w:hint="eastAsia"/>
+        </w:rPr>
+        <w:t xml:space="preserve"> </w:t>
+      </w:r>
+      <w:r>
+        <w:t xml:space="preserve">0 </w:t>
+      </w:r>
+      <w:r>
+        <w:rPr>
+          <w:rFonts w:hint="eastAsia"/>
+        </w:rPr>
+        <w:t>时，不允许</w:t>
+      </w:r>
+      <w:r>
+        <w:rPr>
+          <w:rFonts w:hint="eastAsia"/>
+        </w:rPr>
+        <w:t xml:space="preserve"> </w:t>
+      </w:r>
+      <w:r>
+        <w:t xml:space="preserve">B </w:t>
+      </w:r>
+      <w:r>
+        <w:rPr>
+          <w:rFonts w:hint="eastAsia"/>
+        </w:rPr>
+        <w:t>执行写操作。</w:t>
+      </w:r>
+      <w:r>
+        <w:rPr>
+          <w:rFonts w:hint="eastAsia"/>
+        </w:rPr>
+        <w:t xml:space="preserve"> </w:t>
+      </w:r>
+    </w:p>
+    <w:p/>
     <w:sectPr>
       <w:pgSz w:w="11906" w:h="16838"/>
       <w:pgMar w:top="1440" w:right="1800" w:bottom="1440" w:left="1800" w:header="851" w:footer="992" w:gutter="0"/>
